--- a/8.资源管理/2.运行记录类文件/080204服务知识应用提升情况说明(截止2025年12月).docx
+++ b/8.资源管理/2.运行记录类文件/080204服务知识应用提升情况说明(截止2025年12月).docx
@@ -17,7 +17,7 @@
         <w:pStyle w:val="31"/>
         <w:bidi w:val="0"/>
       </w:pPr>
-      <w:bookmarkStart w:id="0" w:name="_Toc26424"/>
+      <w:bookmarkStart w:id="0" w:name="_Toc5565"/>
       <w:r>
         <w:rPr>
           <w:rFonts w:hint="eastAsia"/>
@@ -35,7 +35,7 @@
         <w:pStyle w:val="32"/>
         <w:bidi w:val="0"/>
       </w:pPr>
-      <w:bookmarkStart w:id="1" w:name="_Toc23495"/>
+      <w:bookmarkStart w:id="1" w:name="_Toc27769"/>
       <w:r>
         <w:t>中达丰集团有限公司</w:t>
       </w:r>
@@ -118,7 +118,7 @@
           <w:szCs w:val="28"/>
         </w:rPr>
       </w:pPr>
-      <w:bookmarkStart w:id="2" w:name="_Toc24583"/>
+      <w:bookmarkStart w:id="2" w:name="_Toc29562"/>
       <w:r>
         <w:rPr>
           <w:rFonts w:ascii="宋体" w:hAnsi="宋体" w:eastAsia="宋体" w:cs="宋体"/>
@@ -878,6 +878,8 @@
               <w:tab w:val="right" w:leader="dot" w:pos="8658"/>
             </w:tabs>
           </w:pPr>
+          <w:bookmarkStart w:id="11" w:name="_GoBack"/>
+          <w:bookmarkEnd w:id="11"/>
           <w:r>
             <w:rPr>
               <w:rFonts w:hint="eastAsia" w:ascii="Microsoft JhengHei" w:hAnsi="Microsoft JhengHei" w:eastAsia="Microsoft JhengHei" w:cs="Microsoft JhengHei"/>
@@ -914,7 +916,7 @@
               <w:rFonts w:hint="eastAsia" w:ascii="Microsoft JhengHei" w:hAnsi="Microsoft JhengHei" w:eastAsia="Microsoft JhengHei" w:cs="Microsoft JhengHei"/>
               <w:szCs w:val="24"/>
             </w:rPr>
-            <w:instrText xml:space="preserve"> HYPERLINK \l _Toc26424 </w:instrText>
+            <w:instrText xml:space="preserve"> HYPERLINK \l _Toc5565 </w:instrText>
           </w:r>
           <w:r>
             <w:rPr>
@@ -940,7 +942,7 @@
             <w:fldChar w:fldCharType="begin"/>
           </w:r>
           <w:r>
-            <w:instrText xml:space="preserve"> PAGEREF _Toc26424 \h </w:instrText>
+            <w:instrText xml:space="preserve"> PAGEREF _Toc5565 \h </w:instrText>
           </w:r>
           <w:r>
             <w:fldChar w:fldCharType="separate"/>
@@ -978,7 +980,7 @@
               <w:rFonts w:hint="eastAsia" w:ascii="Microsoft JhengHei" w:hAnsi="Microsoft JhengHei" w:eastAsia="Microsoft JhengHei" w:cs="Microsoft JhengHei"/>
               <w:szCs w:val="24"/>
             </w:rPr>
-            <w:instrText xml:space="preserve"> HYPERLINK \l _Toc23495 </w:instrText>
+            <w:instrText xml:space="preserve"> HYPERLINK \l _Toc27769 </w:instrText>
           </w:r>
           <w:r>
             <w:rPr>
@@ -997,7 +999,7 @@
             <w:fldChar w:fldCharType="begin"/>
           </w:r>
           <w:r>
-            <w:instrText xml:space="preserve"> PAGEREF _Toc23495 \h </w:instrText>
+            <w:instrText xml:space="preserve"> PAGEREF _Toc27769 \h </w:instrText>
           </w:r>
           <w:r>
             <w:fldChar w:fldCharType="separate"/>
@@ -1035,7 +1037,7 @@
               <w:rFonts w:hint="eastAsia" w:ascii="Microsoft JhengHei" w:hAnsi="Microsoft JhengHei" w:eastAsia="Microsoft JhengHei" w:cs="Microsoft JhengHei"/>
               <w:szCs w:val="24"/>
             </w:rPr>
-            <w:instrText xml:space="preserve"> HYPERLINK \l _Toc24583 </w:instrText>
+            <w:instrText xml:space="preserve"> HYPERLINK \l _Toc29562 </w:instrText>
           </w:r>
           <w:r>
             <w:rPr>
@@ -1059,7 +1061,7 @@
             <w:fldChar w:fldCharType="begin"/>
           </w:r>
           <w:r>
-            <w:instrText xml:space="preserve"> PAGEREF _Toc24583 \h </w:instrText>
+            <w:instrText xml:space="preserve"> PAGEREF _Toc29562 \h </w:instrText>
           </w:r>
           <w:r>
             <w:fldChar w:fldCharType="separate"/>
@@ -1097,7 +1099,7 @@
               <w:rFonts w:hint="eastAsia" w:ascii="Microsoft JhengHei" w:hAnsi="Microsoft JhengHei" w:eastAsia="Microsoft JhengHei" w:cs="Microsoft JhengHei"/>
               <w:szCs w:val="24"/>
             </w:rPr>
-            <w:instrText xml:space="preserve"> HYPERLINK \l _Toc29997 </w:instrText>
+            <w:instrText xml:space="preserve"> HYPERLINK \l _Toc23370 </w:instrText>
           </w:r>
           <w:r>
             <w:rPr>
@@ -1129,7 +1131,7 @@
             <w:fldChar w:fldCharType="begin"/>
           </w:r>
           <w:r>
-            <w:instrText xml:space="preserve"> PAGEREF _Toc29997 \h </w:instrText>
+            <w:instrText xml:space="preserve"> PAGEREF _Toc23370 \h </w:instrText>
           </w:r>
           <w:r>
             <w:fldChar w:fldCharType="separate"/>
@@ -1167,7 +1169,7 @@
               <w:rFonts w:hint="eastAsia" w:ascii="Microsoft JhengHei" w:hAnsi="Microsoft JhengHei" w:eastAsia="Microsoft JhengHei" w:cs="Microsoft JhengHei"/>
               <w:szCs w:val="24"/>
             </w:rPr>
-            <w:instrText xml:space="preserve"> HYPERLINK \l _Toc14587 </w:instrText>
+            <w:instrText xml:space="preserve"> HYPERLINK \l _Toc4628 </w:instrText>
           </w:r>
           <w:r>
             <w:rPr>
@@ -1199,7 +1201,7 @@
             <w:fldChar w:fldCharType="begin"/>
           </w:r>
           <w:r>
-            <w:instrText xml:space="preserve"> PAGEREF _Toc14587 \h </w:instrText>
+            <w:instrText xml:space="preserve"> PAGEREF _Toc4628 \h </w:instrText>
           </w:r>
           <w:r>
             <w:fldChar w:fldCharType="separate"/>
@@ -1237,7 +1239,7 @@
               <w:rFonts w:hint="eastAsia" w:ascii="Microsoft JhengHei" w:hAnsi="Microsoft JhengHei" w:eastAsia="Microsoft JhengHei" w:cs="Microsoft JhengHei"/>
               <w:szCs w:val="24"/>
             </w:rPr>
-            <w:instrText xml:space="preserve"> HYPERLINK \l _Toc26882 </w:instrText>
+            <w:instrText xml:space="preserve"> HYPERLINK \l _Toc13555 </w:instrText>
           </w:r>
           <w:r>
             <w:rPr>
@@ -1262,7 +1264,7 @@
             <w:fldChar w:fldCharType="begin"/>
           </w:r>
           <w:r>
-            <w:instrText xml:space="preserve"> PAGEREF _Toc26882 \h </w:instrText>
+            <w:instrText xml:space="preserve"> PAGEREF _Toc13555 \h </w:instrText>
           </w:r>
           <w:r>
             <w:fldChar w:fldCharType="separate"/>
@@ -1300,7 +1302,7 @@
               <w:rFonts w:hint="eastAsia" w:ascii="Microsoft JhengHei" w:hAnsi="Microsoft JhengHei" w:eastAsia="Microsoft JhengHei" w:cs="Microsoft JhengHei"/>
               <w:szCs w:val="24"/>
             </w:rPr>
-            <w:instrText xml:space="preserve"> HYPERLINK \l _Toc5897 </w:instrText>
+            <w:instrText xml:space="preserve"> HYPERLINK \l _Toc209 </w:instrText>
           </w:r>
           <w:r>
             <w:rPr>
@@ -1325,7 +1327,7 @@
             <w:fldChar w:fldCharType="begin"/>
           </w:r>
           <w:r>
-            <w:instrText xml:space="preserve"> PAGEREF _Toc5897 \h </w:instrText>
+            <w:instrText xml:space="preserve"> PAGEREF _Toc209 \h </w:instrText>
           </w:r>
           <w:r>
             <w:fldChar w:fldCharType="separate"/>
@@ -1363,7 +1365,7 @@
               <w:rFonts w:hint="eastAsia" w:ascii="Microsoft JhengHei" w:hAnsi="Microsoft JhengHei" w:eastAsia="Microsoft JhengHei" w:cs="Microsoft JhengHei"/>
               <w:szCs w:val="24"/>
             </w:rPr>
-            <w:instrText xml:space="preserve"> HYPERLINK \l _Toc337 </w:instrText>
+            <w:instrText xml:space="preserve"> HYPERLINK \l _Toc8504 </w:instrText>
           </w:r>
           <w:r>
             <w:rPr>
@@ -1388,7 +1390,7 @@
             <w:fldChar w:fldCharType="begin"/>
           </w:r>
           <w:r>
-            <w:instrText xml:space="preserve"> PAGEREF _Toc337 \h </w:instrText>
+            <w:instrText xml:space="preserve"> PAGEREF _Toc8504 \h </w:instrText>
           </w:r>
           <w:r>
             <w:fldChar w:fldCharType="separate"/>
@@ -1426,7 +1428,7 @@
               <w:rFonts w:hint="eastAsia" w:ascii="Microsoft JhengHei" w:hAnsi="Microsoft JhengHei" w:eastAsia="Microsoft JhengHei" w:cs="Microsoft JhengHei"/>
               <w:szCs w:val="24"/>
             </w:rPr>
-            <w:instrText xml:space="preserve"> HYPERLINK \l _Toc6483 </w:instrText>
+            <w:instrText xml:space="preserve"> HYPERLINK \l _Toc4011 </w:instrText>
           </w:r>
           <w:r>
             <w:rPr>
@@ -1451,7 +1453,7 @@
             <w:fldChar w:fldCharType="begin"/>
           </w:r>
           <w:r>
-            <w:instrText xml:space="preserve"> PAGEREF _Toc6483 \h </w:instrText>
+            <w:instrText xml:space="preserve"> PAGEREF _Toc4011 \h </w:instrText>
           </w:r>
           <w:r>
             <w:fldChar w:fldCharType="separate"/>
@@ -1489,7 +1491,7 @@
               <w:rFonts w:hint="eastAsia" w:ascii="Microsoft JhengHei" w:hAnsi="Microsoft JhengHei" w:eastAsia="Microsoft JhengHei" w:cs="Microsoft JhengHei"/>
               <w:szCs w:val="24"/>
             </w:rPr>
-            <w:instrText xml:space="preserve"> HYPERLINK \l _Toc28908 </w:instrText>
+            <w:instrText xml:space="preserve"> HYPERLINK \l _Toc590 </w:instrText>
           </w:r>
           <w:r>
             <w:rPr>
@@ -1514,7 +1516,7 @@
             <w:fldChar w:fldCharType="begin"/>
           </w:r>
           <w:r>
-            <w:instrText xml:space="preserve"> PAGEREF _Toc28908 \h </w:instrText>
+            <w:instrText xml:space="preserve"> PAGEREF _Toc590 \h </w:instrText>
           </w:r>
           <w:r>
             <w:fldChar w:fldCharType="separate"/>
@@ -1552,7 +1554,7 @@
               <w:rFonts w:hint="eastAsia" w:ascii="Microsoft JhengHei" w:hAnsi="Microsoft JhengHei" w:eastAsia="Microsoft JhengHei" w:cs="Microsoft JhengHei"/>
               <w:szCs w:val="24"/>
             </w:rPr>
-            <w:instrText xml:space="preserve"> HYPERLINK \l _Toc24247 </w:instrText>
+            <w:instrText xml:space="preserve"> HYPERLINK \l _Toc10657 </w:instrText>
           </w:r>
           <w:r>
             <w:rPr>
@@ -1582,7 +1584,7 @@
             <w:fldChar w:fldCharType="begin"/>
           </w:r>
           <w:r>
-            <w:instrText xml:space="preserve"> PAGEREF _Toc24247 \h </w:instrText>
+            <w:instrText xml:space="preserve"> PAGEREF _Toc10657 \h </w:instrText>
           </w:r>
           <w:r>
             <w:fldChar w:fldCharType="separate"/>
@@ -1648,7 +1650,7 @@
         <w:pStyle w:val="26"/>
         <w:bidi w:val="0"/>
       </w:pPr>
-      <w:bookmarkStart w:id="3" w:name="_Toc29997"/>
+      <w:bookmarkStart w:id="3" w:name="_Toc23370"/>
       <w:r>
         <w:rPr>
           <w:rFonts w:hint="eastAsia"/>
@@ -2113,7 +2115,7 @@
         <w:pStyle w:val="26"/>
         <w:bidi w:val="0"/>
       </w:pPr>
-      <w:bookmarkStart w:id="4" w:name="_Toc14587"/>
+      <w:bookmarkStart w:id="4" w:name="_Toc4628"/>
       <w:r>
         <w:rPr>
           <w:rFonts w:hint="eastAsia"/>
@@ -2359,7 +2361,7 @@
         <w:pStyle w:val="28"/>
         <w:bidi w:val="0"/>
       </w:pPr>
-      <w:bookmarkStart w:id="5" w:name="_Toc26882"/>
+      <w:bookmarkStart w:id="5" w:name="_Toc13555"/>
       <w:r>
         <w:t>知识及经验的积累</w:t>
       </w:r>
@@ -2463,7 +2465,7 @@
         <w:pStyle w:val="28"/>
         <w:bidi w:val="0"/>
       </w:pPr>
-      <w:bookmarkStart w:id="6" w:name="_Toc5897"/>
+      <w:bookmarkStart w:id="6" w:name="_Toc209"/>
       <w:r>
         <w:t>新员工的培养</w:t>
       </w:r>
@@ -2529,7 +2531,7 @@
         <w:pStyle w:val="28"/>
         <w:bidi w:val="0"/>
       </w:pPr>
-      <w:bookmarkStart w:id="7" w:name="_Toc337"/>
+      <w:bookmarkStart w:id="7" w:name="_Toc8504"/>
       <w:r>
         <w:t>知识和经验的传承</w:t>
       </w:r>
@@ -2595,7 +2597,7 @@
         <w:pStyle w:val="28"/>
         <w:bidi w:val="0"/>
       </w:pPr>
-      <w:bookmarkStart w:id="8" w:name="_Toc6483"/>
+      <w:bookmarkStart w:id="8" w:name="_Toc4011"/>
       <w:r>
         <w:t>建设公司的文化</w:t>
       </w:r>
@@ -2697,7 +2699,7 @@
         <w:pStyle w:val="28"/>
         <w:bidi w:val="0"/>
       </w:pPr>
-      <w:bookmarkStart w:id="9" w:name="_Toc28908"/>
+      <w:bookmarkStart w:id="9" w:name="_Toc590"/>
       <w:r>
         <w:t>有效提升工作效率</w:t>
       </w:r>
@@ -2805,7 +2807,7 @@
           <w:lang w:val="en-US" w:eastAsia="zh-CN"/>
         </w:rPr>
       </w:pPr>
-      <w:bookmarkStart w:id="10" w:name="_Toc24247"/>
+      <w:bookmarkStart w:id="10" w:name="_Toc10657"/>
       <w:r>
         <w:rPr>
           <w:rFonts w:hint="eastAsia"/>
@@ -2910,19 +2912,7 @@
           <w:szCs w:val="24"/>
           <w:lang w:val="en-US" w:eastAsia="zh-CN"/>
         </w:rPr>
-        <w:t>季度知识录入条数分别为56、48条、40条，</w:t>
-      </w:r>
-      <w:bookmarkStart w:id="11" w:name="_GoBack"/>
-      <w:bookmarkEnd w:id="11"/>
-      <w:r>
-        <w:rPr>
-          <w:rFonts w:hint="eastAsia" w:ascii="宋体" w:hAnsi="宋体" w:eastAsia="宋体" w:cs="宋体"/>
-          <w:spacing w:val="-3"/>
-          <w:sz w:val="24"/>
-          <w:szCs w:val="24"/>
-          <w:lang w:val="en-US" w:eastAsia="zh-CN"/>
-        </w:rPr>
-        <w:t>均满足新增知识条目≥40条的指标要求。</w:t>
+        <w:t>季度知识录入条数分别为56、48条、40条，均满足新增知识条目≥40条的指标要求。</w:t>
       </w:r>
     </w:p>
     <w:sectPr>

--- a/8.资源管理/2.运行记录类文件/080204服务知识应用提升情况说明(截止2025年12月).docx
+++ b/8.资源管理/2.运行记录类文件/080204服务知识应用提升情况说明(截止2025年12月).docx
@@ -17,7 +17,7 @@
         <w:pStyle w:val="31"/>
         <w:bidi w:val="0"/>
       </w:pPr>
-      <w:bookmarkStart w:id="0" w:name="_Toc5565"/>
+      <w:bookmarkStart w:id="0" w:name="_Toc16127"/>
       <w:r>
         <w:rPr>
           <w:rFonts w:hint="eastAsia"/>
@@ -35,7 +35,7 @@
         <w:pStyle w:val="32"/>
         <w:bidi w:val="0"/>
       </w:pPr>
-      <w:bookmarkStart w:id="1" w:name="_Toc27769"/>
+      <w:bookmarkStart w:id="1" w:name="_Toc1410"/>
       <w:r>
         <w:t>中达丰集团有限公司</w:t>
       </w:r>
@@ -118,7 +118,7 @@
           <w:szCs w:val="28"/>
         </w:rPr>
       </w:pPr>
-      <w:bookmarkStart w:id="2" w:name="_Toc29562"/>
+      <w:bookmarkStart w:id="2" w:name="_Toc24756"/>
       <w:r>
         <w:rPr>
           <w:rFonts w:ascii="宋体" w:hAnsi="宋体" w:eastAsia="宋体" w:cs="宋体"/>
@@ -173,12 +173,6 @@
             <w:insideH w:val="single" w:color="000000" w:sz="4" w:space="0"/>
             <w:insideV w:val="single" w:color="000000" w:sz="4" w:space="0"/>
           </w:tblBorders>
-          <w:tblCellMar>
-            <w:top w:w="0" w:type="dxa"/>
-            <w:left w:w="0" w:type="dxa"/>
-            <w:bottom w:w="0" w:type="dxa"/>
-            <w:right w:w="0" w:type="dxa"/>
-          </w:tblCellMar>
         </w:tblPrEx>
         <w:trPr>
           <w:trHeight w:val="611" w:hRule="atLeast"/>
@@ -916,7 +910,7 @@
               <w:rFonts w:hint="eastAsia" w:ascii="Microsoft JhengHei" w:hAnsi="Microsoft JhengHei" w:eastAsia="Microsoft JhengHei" w:cs="Microsoft JhengHei"/>
               <w:szCs w:val="24"/>
             </w:rPr>
-            <w:instrText xml:space="preserve"> HYPERLINK \l _Toc5565 </w:instrText>
+            <w:instrText xml:space="preserve"> HYPERLINK \l _Toc16127 </w:instrText>
           </w:r>
           <w:r>
             <w:rPr>
@@ -942,7 +936,7 @@
             <w:fldChar w:fldCharType="begin"/>
           </w:r>
           <w:r>
-            <w:instrText xml:space="preserve"> PAGEREF _Toc5565 \h </w:instrText>
+            <w:instrText xml:space="preserve"> PAGEREF _Toc16127 \h </w:instrText>
           </w:r>
           <w:r>
             <w:fldChar w:fldCharType="separate"/>
@@ -980,7 +974,7 @@
               <w:rFonts w:hint="eastAsia" w:ascii="Microsoft JhengHei" w:hAnsi="Microsoft JhengHei" w:eastAsia="Microsoft JhengHei" w:cs="Microsoft JhengHei"/>
               <w:szCs w:val="24"/>
             </w:rPr>
-            <w:instrText xml:space="preserve"> HYPERLINK \l _Toc27769 </w:instrText>
+            <w:instrText xml:space="preserve"> HYPERLINK \l _Toc1410 </w:instrText>
           </w:r>
           <w:r>
             <w:rPr>
@@ -999,7 +993,7 @@
             <w:fldChar w:fldCharType="begin"/>
           </w:r>
           <w:r>
-            <w:instrText xml:space="preserve"> PAGEREF _Toc27769 \h </w:instrText>
+            <w:instrText xml:space="preserve"> PAGEREF _Toc1410 \h </w:instrText>
           </w:r>
           <w:r>
             <w:fldChar w:fldCharType="separate"/>
@@ -1037,7 +1031,7 @@
               <w:rFonts w:hint="eastAsia" w:ascii="Microsoft JhengHei" w:hAnsi="Microsoft JhengHei" w:eastAsia="Microsoft JhengHei" w:cs="Microsoft JhengHei"/>
               <w:szCs w:val="24"/>
             </w:rPr>
-            <w:instrText xml:space="preserve"> HYPERLINK \l _Toc29562 </w:instrText>
+            <w:instrText xml:space="preserve"> HYPERLINK \l _Toc24756 </w:instrText>
           </w:r>
           <w:r>
             <w:rPr>
@@ -1061,7 +1055,7 @@
             <w:fldChar w:fldCharType="begin"/>
           </w:r>
           <w:r>
-            <w:instrText xml:space="preserve"> PAGEREF _Toc29562 \h </w:instrText>
+            <w:instrText xml:space="preserve"> PAGEREF _Toc24756 \h </w:instrText>
           </w:r>
           <w:r>
             <w:fldChar w:fldCharType="separate"/>
@@ -1099,7 +1093,7 @@
               <w:rFonts w:hint="eastAsia" w:ascii="Microsoft JhengHei" w:hAnsi="Microsoft JhengHei" w:eastAsia="Microsoft JhengHei" w:cs="Microsoft JhengHei"/>
               <w:szCs w:val="24"/>
             </w:rPr>
-            <w:instrText xml:space="preserve"> HYPERLINK \l _Toc23370 </w:instrText>
+            <w:instrText xml:space="preserve"> HYPERLINK \l _Toc1632 </w:instrText>
           </w:r>
           <w:r>
             <w:rPr>
@@ -1131,7 +1125,7 @@
             <w:fldChar w:fldCharType="begin"/>
           </w:r>
           <w:r>
-            <w:instrText xml:space="preserve"> PAGEREF _Toc23370 \h </w:instrText>
+            <w:instrText xml:space="preserve"> PAGEREF _Toc1632 \h </w:instrText>
           </w:r>
           <w:r>
             <w:fldChar w:fldCharType="separate"/>
@@ -1169,7 +1163,7 @@
               <w:rFonts w:hint="eastAsia" w:ascii="Microsoft JhengHei" w:hAnsi="Microsoft JhengHei" w:eastAsia="Microsoft JhengHei" w:cs="Microsoft JhengHei"/>
               <w:szCs w:val="24"/>
             </w:rPr>
-            <w:instrText xml:space="preserve"> HYPERLINK \l _Toc4628 </w:instrText>
+            <w:instrText xml:space="preserve"> HYPERLINK \l _Toc25925 </w:instrText>
           </w:r>
           <w:r>
             <w:rPr>
@@ -1201,7 +1195,7 @@
             <w:fldChar w:fldCharType="begin"/>
           </w:r>
           <w:r>
-            <w:instrText xml:space="preserve"> PAGEREF _Toc4628 \h </w:instrText>
+            <w:instrText xml:space="preserve"> PAGEREF _Toc25925 \h </w:instrText>
           </w:r>
           <w:r>
             <w:fldChar w:fldCharType="separate"/>
@@ -1239,7 +1233,7 @@
               <w:rFonts w:hint="eastAsia" w:ascii="Microsoft JhengHei" w:hAnsi="Microsoft JhengHei" w:eastAsia="Microsoft JhengHei" w:cs="Microsoft JhengHei"/>
               <w:szCs w:val="24"/>
             </w:rPr>
-            <w:instrText xml:space="preserve"> HYPERLINK \l _Toc13555 </w:instrText>
+            <w:instrText xml:space="preserve"> HYPERLINK \l _Toc14277 </w:instrText>
           </w:r>
           <w:r>
             <w:rPr>
@@ -1264,7 +1258,7 @@
             <w:fldChar w:fldCharType="begin"/>
           </w:r>
           <w:r>
-            <w:instrText xml:space="preserve"> PAGEREF _Toc13555 \h </w:instrText>
+            <w:instrText xml:space="preserve"> PAGEREF _Toc14277 \h </w:instrText>
           </w:r>
           <w:r>
             <w:fldChar w:fldCharType="separate"/>
@@ -1302,7 +1296,7 @@
               <w:rFonts w:hint="eastAsia" w:ascii="Microsoft JhengHei" w:hAnsi="Microsoft JhengHei" w:eastAsia="Microsoft JhengHei" w:cs="Microsoft JhengHei"/>
               <w:szCs w:val="24"/>
             </w:rPr>
-            <w:instrText xml:space="preserve"> HYPERLINK \l _Toc209 </w:instrText>
+            <w:instrText xml:space="preserve"> HYPERLINK \l _Toc5608 </w:instrText>
           </w:r>
           <w:r>
             <w:rPr>
@@ -1327,7 +1321,7 @@
             <w:fldChar w:fldCharType="begin"/>
           </w:r>
           <w:r>
-            <w:instrText xml:space="preserve"> PAGEREF _Toc209 \h </w:instrText>
+            <w:instrText xml:space="preserve"> PAGEREF _Toc5608 \h </w:instrText>
           </w:r>
           <w:r>
             <w:fldChar w:fldCharType="separate"/>
@@ -1365,7 +1359,7 @@
               <w:rFonts w:hint="eastAsia" w:ascii="Microsoft JhengHei" w:hAnsi="Microsoft JhengHei" w:eastAsia="Microsoft JhengHei" w:cs="Microsoft JhengHei"/>
               <w:szCs w:val="24"/>
             </w:rPr>
-            <w:instrText xml:space="preserve"> HYPERLINK \l _Toc8504 </w:instrText>
+            <w:instrText xml:space="preserve"> HYPERLINK \l _Toc20743 </w:instrText>
           </w:r>
           <w:r>
             <w:rPr>
@@ -1390,7 +1384,7 @@
             <w:fldChar w:fldCharType="begin"/>
           </w:r>
           <w:r>
-            <w:instrText xml:space="preserve"> PAGEREF _Toc8504 \h </w:instrText>
+            <w:instrText xml:space="preserve"> PAGEREF _Toc20743 \h </w:instrText>
           </w:r>
           <w:r>
             <w:fldChar w:fldCharType="separate"/>
@@ -1428,7 +1422,7 @@
               <w:rFonts w:hint="eastAsia" w:ascii="Microsoft JhengHei" w:hAnsi="Microsoft JhengHei" w:eastAsia="Microsoft JhengHei" w:cs="Microsoft JhengHei"/>
               <w:szCs w:val="24"/>
             </w:rPr>
-            <w:instrText xml:space="preserve"> HYPERLINK \l _Toc4011 </w:instrText>
+            <w:instrText xml:space="preserve"> HYPERLINK \l _Toc23493 </w:instrText>
           </w:r>
           <w:r>
             <w:rPr>
@@ -1453,7 +1447,7 @@
             <w:fldChar w:fldCharType="begin"/>
           </w:r>
           <w:r>
-            <w:instrText xml:space="preserve"> PAGEREF _Toc4011 \h </w:instrText>
+            <w:instrText xml:space="preserve"> PAGEREF _Toc23493 \h </w:instrText>
           </w:r>
           <w:r>
             <w:fldChar w:fldCharType="separate"/>
@@ -1491,7 +1485,7 @@
               <w:rFonts w:hint="eastAsia" w:ascii="Microsoft JhengHei" w:hAnsi="Microsoft JhengHei" w:eastAsia="Microsoft JhengHei" w:cs="Microsoft JhengHei"/>
               <w:szCs w:val="24"/>
             </w:rPr>
-            <w:instrText xml:space="preserve"> HYPERLINK \l _Toc590 </w:instrText>
+            <w:instrText xml:space="preserve"> HYPERLINK \l _Toc4396 </w:instrText>
           </w:r>
           <w:r>
             <w:rPr>
@@ -1516,7 +1510,7 @@
             <w:fldChar w:fldCharType="begin"/>
           </w:r>
           <w:r>
-            <w:instrText xml:space="preserve"> PAGEREF _Toc590 \h </w:instrText>
+            <w:instrText xml:space="preserve"> PAGEREF _Toc4396 \h </w:instrText>
           </w:r>
           <w:r>
             <w:fldChar w:fldCharType="separate"/>
@@ -1554,7 +1548,7 @@
               <w:rFonts w:hint="eastAsia" w:ascii="Microsoft JhengHei" w:hAnsi="Microsoft JhengHei" w:eastAsia="Microsoft JhengHei" w:cs="Microsoft JhengHei"/>
               <w:szCs w:val="24"/>
             </w:rPr>
-            <w:instrText xml:space="preserve"> HYPERLINK \l _Toc10657 </w:instrText>
+            <w:instrText xml:space="preserve"> HYPERLINK \l _Toc4671 </w:instrText>
           </w:r>
           <w:r>
             <w:rPr>
@@ -1584,7 +1578,7 @@
             <w:fldChar w:fldCharType="begin"/>
           </w:r>
           <w:r>
-            <w:instrText xml:space="preserve"> PAGEREF _Toc10657 \h </w:instrText>
+            <w:instrText xml:space="preserve"> PAGEREF _Toc4671 \h </w:instrText>
           </w:r>
           <w:r>
             <w:fldChar w:fldCharType="separate"/>
@@ -1650,7 +1644,7 @@
         <w:pStyle w:val="26"/>
         <w:bidi w:val="0"/>
       </w:pPr>
-      <w:bookmarkStart w:id="3" w:name="_Toc23370"/>
+      <w:bookmarkStart w:id="3" w:name="_Toc1632"/>
       <w:r>
         <w:rPr>
           <w:rFonts w:hint="eastAsia"/>
@@ -2115,7 +2109,7 @@
         <w:pStyle w:val="26"/>
         <w:bidi w:val="0"/>
       </w:pPr>
-      <w:bookmarkStart w:id="4" w:name="_Toc4628"/>
+      <w:bookmarkStart w:id="4" w:name="_Toc25925"/>
       <w:r>
         <w:rPr>
           <w:rFonts w:hint="eastAsia"/>
@@ -2361,7 +2355,7 @@
         <w:pStyle w:val="28"/>
         <w:bidi w:val="0"/>
       </w:pPr>
-      <w:bookmarkStart w:id="5" w:name="_Toc13555"/>
+      <w:bookmarkStart w:id="5" w:name="_Toc14277"/>
       <w:r>
         <w:t>知识及经验的积累</w:t>
       </w:r>
@@ -2465,7 +2459,7 @@
         <w:pStyle w:val="28"/>
         <w:bidi w:val="0"/>
       </w:pPr>
-      <w:bookmarkStart w:id="6" w:name="_Toc209"/>
+      <w:bookmarkStart w:id="6" w:name="_Toc5608"/>
       <w:r>
         <w:t>新员工的培养</w:t>
       </w:r>
@@ -2531,7 +2525,7 @@
         <w:pStyle w:val="28"/>
         <w:bidi w:val="0"/>
       </w:pPr>
-      <w:bookmarkStart w:id="7" w:name="_Toc8504"/>
+      <w:bookmarkStart w:id="7" w:name="_Toc20743"/>
       <w:r>
         <w:t>知识和经验的传承</w:t>
       </w:r>
@@ -2597,7 +2591,7 @@
         <w:pStyle w:val="28"/>
         <w:bidi w:val="0"/>
       </w:pPr>
-      <w:bookmarkStart w:id="8" w:name="_Toc4011"/>
+      <w:bookmarkStart w:id="8" w:name="_Toc23493"/>
       <w:r>
         <w:t>建设公司的文化</w:t>
       </w:r>
@@ -2699,7 +2693,7 @@
         <w:pStyle w:val="28"/>
         <w:bidi w:val="0"/>
       </w:pPr>
-      <w:bookmarkStart w:id="9" w:name="_Toc590"/>
+      <w:bookmarkStart w:id="9" w:name="_Toc4396"/>
       <w:r>
         <w:t>有效提升工作效率</w:t>
       </w:r>
@@ -2807,7 +2801,7 @@
           <w:lang w:val="en-US" w:eastAsia="zh-CN"/>
         </w:rPr>
       </w:pPr>
-      <w:bookmarkStart w:id="10" w:name="_Toc10657"/>
+      <w:bookmarkStart w:id="10" w:name="_Toc4671"/>
       <w:r>
         <w:rPr>
           <w:rFonts w:hint="eastAsia"/>
